--- a/frontend/public/MODELLO_PDP_DSA.docx
+++ b/frontend/public/MODELLO_PDP_DSA.docx
@@ -30298,10 +30298,7 @@
         </w:tc>
       </w:tr>
     </w:tbl>
-    <w:p>
-      <w:bookmarkStart w:id="0" w:name="_GoBack"/>
-      <w:bookmarkEnd w:id="0"/>
-    </w:p>
+    <w:p/>
     <w:p>
       <w:pPr>
         <w:pageBreakBefore/>
@@ -30500,6 +30497,7 @@
           </w:tcPr>
           <w:p>
             <w:pPr>
+              <w:spacing w:before="100" w:after="100"/>
               <w:jc w:val="center"/>
             </w:pPr>
             <w:r>
@@ -30569,6 +30567,7 @@
           </w:tcPr>
           <w:p>
             <w:pPr>
+              <w:spacing w:before="100" w:after="100"/>
               <w:jc w:val="center"/>
             </w:pPr>
             <w:r>
@@ -30631,6 +30630,7 @@
           </w:tcPr>
           <w:p>
             <w:pPr>
+              <w:spacing w:before="100" w:after="100"/>
               <w:jc w:val="center"/>
             </w:pPr>
             <w:r>
@@ -30693,6 +30693,7 @@
           </w:tcPr>
           <w:p>
             <w:pPr>
+              <w:spacing w:before="100" w:after="100"/>
               <w:jc w:val="center"/>
             </w:pPr>
             <w:r>
@@ -30778,6 +30779,7 @@
           </w:tcPr>
           <w:p>
             <w:pPr>
+              <w:spacing w:before="100" w:after="100"/>
               <w:jc w:val="center"/>
             </w:pPr>
             <w:r>
@@ -30840,6 +30842,7 @@
           </w:tcPr>
           <w:p>
             <w:pPr>
+              <w:spacing w:before="100" w:after="100"/>
               <w:jc w:val="center"/>
             </w:pPr>
             <w:r>
@@ -30902,6 +30905,7 @@
           </w:tcPr>
           <w:p>
             <w:pPr>
+              <w:spacing w:before="100" w:after="100"/>
               <w:jc w:val="center"/>
             </w:pPr>
             <w:r>
@@ -30987,6 +30991,7 @@
           </w:tcPr>
           <w:p>
             <w:pPr>
+              <w:spacing w:before="100" w:after="100"/>
               <w:jc w:val="center"/>
             </w:pPr>
             <w:r>
@@ -31049,6 +31054,7 @@
           </w:tcPr>
           <w:p>
             <w:pPr>
+              <w:spacing w:before="100" w:after="100"/>
               <w:jc w:val="center"/>
             </w:pPr>
             <w:r>
@@ -31109,6 +31115,7 @@
           </w:tcPr>
           <w:p>
             <w:pPr>
+              <w:spacing w:before="100" w:after="100"/>
               <w:jc w:val="center"/>
             </w:pPr>
             <w:r>
@@ -31169,6 +31176,7 @@
           </w:tcPr>
           <w:p>
             <w:pPr>
+              <w:spacing w:before="100" w:after="100"/>
               <w:jc w:val="center"/>
             </w:pPr>
             <w:r>
@@ -31229,6 +31237,7 @@
           </w:tcPr>
           <w:p>
             <w:pPr>
+              <w:spacing w:before="100" w:after="100"/>
               <w:jc w:val="center"/>
             </w:pPr>
             <w:r>
@@ -31281,7 +31290,7 @@
       <w:tr>
         <w:trPr>
           <w:cantSplit/>
-          <w:trHeight w:val="501"/>
+          <w:trHeight w:val="788"/>
         </w:trPr>
         <w:tc>
           <w:tcPr>
@@ -31290,6 +31299,7 @@
           </w:tcPr>
           <w:p>
             <w:pPr>
+              <w:spacing w:before="100" w:after="100"/>
               <w:jc w:val="center"/>
             </w:pPr>
             <w:r>
@@ -31316,33 +31326,28 @@
           </w:tcPr>
           <w:p>
             <w:pPr>
+              <w:spacing w:before="140" w:after="120"/>
               <w:jc w:val="center"/>
               <w:rPr>
                 <w:sz w:val="24"/>
                 <w:szCs w:val="24"/>
               </w:rPr>
             </w:pPr>
-          </w:p>
-          <w:p>
-            <w:pPr>
-              <w:jc w:val="center"/>
+            <w:r>
               <w:rPr>
                 <w:sz w:val="24"/>
                 <w:szCs w:val="24"/>
               </w:rPr>
-            </w:pPr>
-            <w:r>
-              <w:rPr>
-                <w:sz w:val="24"/>
-                <w:szCs w:val="24"/>
-              </w:rPr>
               <w:t>Fossano, ……………………………………………………………….</w:t>
             </w:r>
           </w:p>
         </w:tc>
       </w:tr>
     </w:tbl>
-    <w:p/>
+    <w:p>
+      <w:bookmarkStart w:id="0" w:name="_GoBack"/>
+      <w:bookmarkEnd w:id="0"/>
+    </w:p>
     <w:sectPr>
       <w:pgSz w:w="16838" w:h="11906" w:orient="landscape"/>
       <w:pgMar w:top="1134" w:right="1417" w:bottom="1134" w:left="1134" w:header="708" w:footer="708" w:gutter="0"/>
@@ -32240,7 +32245,7 @@
 </file>
 
 <file path=customXml/itemProps1.xml><?xml version="1.0" encoding="utf-8"?>
-<ds:datastoreItem xmlns:ds="http://schemas.openxmlformats.org/officeDocument/2006/customXml" ds:itemID="{6FDF0D37-77DF-4DB6-99D2-121DBBD62EFB}">
+<ds:datastoreItem xmlns:ds="http://schemas.openxmlformats.org/officeDocument/2006/customXml" ds:itemID="{C53B6AE9-E56A-4144-B42F-EAD870477440}">
   <ds:schemaRefs>
     <ds:schemaRef ds:uri="http://schemas.openxmlformats.org/officeDocument/2006/bibliography"/>
   </ds:schemaRefs>
